--- a/ProjectDetailDocument.docx
+++ b/ProjectDetailDocument.docx
@@ -31,8 +31,10 @@
           <w:szCs w:val="30"/>
           <w:shd w:val="clear" w:color="auto" w:fill="F6F8FA"/>
         </w:rPr>
-        <w:t>Multiple Disease Prediction</w:t>
-      </w:r>
+        <w:t>Sentiment Analysis</w:t>
+      </w:r>
+      <w:bookmarkStart w:id="0" w:name="_GoBack"/>
+      <w:bookmarkEnd w:id="0"/>
     </w:p>
     <w:p>
       <w:pPr>
@@ -64,39 +66,7 @@
           <w:sz w:val="28"/>
           <w:szCs w:val="28"/>
         </w:rPr>
-        <w:t xml:space="preserve">This application </w:t>
-      </w:r>
-      <w:proofErr w:type="spellStart"/>
-      <w:r>
-        <w:rPr>
-          <w:sz w:val="28"/>
-          <w:szCs w:val="28"/>
-        </w:rPr>
-        <w:t>analyzes</w:t>
-      </w:r>
-      <w:proofErr w:type="spellEnd"/>
-      <w:r>
-        <w:rPr>
-          <w:sz w:val="28"/>
-          <w:szCs w:val="28"/>
-        </w:rPr>
-        <w:t xml:space="preserve"> user reviews of </w:t>
-      </w:r>
-      <w:proofErr w:type="spellStart"/>
-      <w:r>
-        <w:rPr>
-          <w:sz w:val="28"/>
-          <w:szCs w:val="28"/>
-        </w:rPr>
-        <w:t>ChatGPT</w:t>
-      </w:r>
-      <w:proofErr w:type="spellEnd"/>
-      <w:r>
-        <w:rPr>
-          <w:sz w:val="28"/>
-          <w:szCs w:val="28"/>
-        </w:rPr>
-        <w:t xml:space="preserve"> to determine overall sentiment and identify key factors influencing user satisfaction. The system evaluates textual feedback along with ratings</w:t>
+        <w:t>This application analyzes user reviews of ChatGPT to determine overall sentiment and identify key factors influencing user satisfaction. The system evaluates textual feedback along with ratings</w:t>
       </w:r>
       <w:r>
         <w:rPr>
@@ -150,9 +120,8 @@
           <w:sz w:val="28"/>
           <w:szCs w:val="28"/>
         </w:rPr>
-        <w:t xml:space="preserve">Python, </w:t>
-      </w:r>
-      <w:proofErr w:type="spellStart"/>
+        <w:t>Python, Stream</w:t>
+      </w:r>
       <w:r>
         <w:rPr>
           <w:rFonts w:cstheme="minorHAnsi"/>
@@ -161,19 +130,8 @@
           <w:sz w:val="28"/>
           <w:szCs w:val="28"/>
         </w:rPr>
-        <w:t>Stream</w:t>
-      </w:r>
-      <w:r>
-        <w:rPr>
-          <w:rFonts w:cstheme="minorHAnsi"/>
-          <w:bCs/>
-          <w:color w:val="000000"/>
-          <w:sz w:val="28"/>
-          <w:szCs w:val="28"/>
-        </w:rPr>
         <w:t>lit</w:t>
       </w:r>
-      <w:proofErr w:type="spellEnd"/>
       <w:r>
         <w:rPr>
           <w:rFonts w:cstheme="minorHAnsi"/>
@@ -269,51 +227,7 @@
           <w:szCs w:val="28"/>
           <w:lang w:eastAsia="en-IN"/>
         </w:rPr>
-        <w:t xml:space="preserve">• Collected and </w:t>
-      </w:r>
-      <w:proofErr w:type="spellStart"/>
-      <w:r>
-        <w:rPr>
-          <w:rFonts w:eastAsia="Times New Roman" w:cstheme="minorHAnsi"/>
-          <w:bCs/>
-          <w:sz w:val="28"/>
-          <w:szCs w:val="28"/>
-          <w:lang w:eastAsia="en-IN"/>
-        </w:rPr>
-        <w:t>analyzed</w:t>
-      </w:r>
-      <w:proofErr w:type="spellEnd"/>
-      <w:r>
-        <w:rPr>
-          <w:rFonts w:eastAsia="Times New Roman" w:cstheme="minorHAnsi"/>
-          <w:bCs/>
-          <w:sz w:val="28"/>
-          <w:szCs w:val="28"/>
-          <w:lang w:eastAsia="en-IN"/>
-        </w:rPr>
-        <w:t xml:space="preserve"> </w:t>
-      </w:r>
-      <w:proofErr w:type="spellStart"/>
-      <w:r>
-        <w:rPr>
-          <w:rFonts w:eastAsia="Times New Roman" w:cstheme="minorHAnsi"/>
-          <w:bCs/>
-          <w:sz w:val="28"/>
-          <w:szCs w:val="28"/>
-          <w:lang w:eastAsia="en-IN"/>
-        </w:rPr>
-        <w:t>ChatGPT</w:t>
-      </w:r>
-      <w:proofErr w:type="spellEnd"/>
-      <w:r>
-        <w:rPr>
-          <w:rFonts w:eastAsia="Times New Roman" w:cstheme="minorHAnsi"/>
-          <w:bCs/>
-          <w:sz w:val="28"/>
-          <w:szCs w:val="28"/>
-          <w:lang w:eastAsia="en-IN"/>
-        </w:rPr>
-        <w:t xml:space="preserve"> review dataset containing:</w:t>
+        <w:t>• Collected and analyzed ChatGPT review dataset containing:</w:t>
       </w:r>
     </w:p>
     <w:p>
@@ -621,20 +535,8 @@
           <w:szCs w:val="28"/>
           <w:lang w:eastAsia="en-IN"/>
         </w:rPr>
-        <w:t xml:space="preserve">Updated date column with backfill and </w:t>
-      </w:r>
-      <w:proofErr w:type="spellStart"/>
-      <w:r>
-        <w:rPr>
-          <w:rFonts w:eastAsia="Times New Roman" w:cstheme="minorHAnsi"/>
-          <w:bCs/>
-          <w:sz w:val="28"/>
-          <w:szCs w:val="28"/>
-          <w:lang w:eastAsia="en-IN"/>
-        </w:rPr>
-        <w:t>forwardfill</w:t>
-      </w:r>
-      <w:proofErr w:type="spellEnd"/>
+        <w:t>Updated date column with backfill and forwardfill</w:t>
+      </w:r>
     </w:p>
     <w:p>
       <w:pPr>
@@ -681,31 +583,7 @@
           <w:szCs w:val="28"/>
           <w:lang w:eastAsia="en-IN"/>
         </w:rPr>
-        <w:t xml:space="preserve">• Text </w:t>
-      </w:r>
-      <w:proofErr w:type="spellStart"/>
-      <w:proofErr w:type="gramStart"/>
-      <w:r>
-        <w:rPr>
-          <w:rFonts w:eastAsia="Times New Roman" w:cstheme="minorHAnsi"/>
-          <w:bCs/>
-          <w:sz w:val="28"/>
-          <w:szCs w:val="28"/>
-          <w:lang w:eastAsia="en-IN"/>
-        </w:rPr>
-        <w:t>Preprocessing</w:t>
-      </w:r>
-      <w:proofErr w:type="spellEnd"/>
-      <w:proofErr w:type="gramEnd"/>
-      <w:r>
-        <w:rPr>
-          <w:rFonts w:eastAsia="Times New Roman" w:cstheme="minorHAnsi"/>
-          <w:bCs/>
-          <w:sz w:val="28"/>
-          <w:szCs w:val="28"/>
-          <w:lang w:eastAsia="en-IN"/>
-        </w:rPr>
-        <w:t xml:space="preserve"> steps applied:</w:t>
+        <w:t>• Text Preprocessing steps applied:</w:t>
       </w:r>
     </w:p>
     <w:p>
@@ -853,27 +731,15 @@
           <w:lang w:eastAsia="en-IN"/>
         </w:rPr>
       </w:pPr>
-      <w:proofErr w:type="spellStart"/>
-      <w:r>
-        <w:rPr>
-          <w:rFonts w:eastAsia="Times New Roman" w:cstheme="minorHAnsi"/>
-          <w:bCs/>
-          <w:sz w:val="28"/>
-          <w:szCs w:val="28"/>
-          <w:lang w:eastAsia="en-IN"/>
-        </w:rPr>
-        <w:t>Stopword</w:t>
-      </w:r>
-      <w:proofErr w:type="spellEnd"/>
-      <w:r>
-        <w:rPr>
-          <w:rFonts w:eastAsia="Times New Roman" w:cstheme="minorHAnsi"/>
-          <w:bCs/>
-          <w:sz w:val="28"/>
-          <w:szCs w:val="28"/>
-          <w:lang w:eastAsia="en-IN"/>
-        </w:rPr>
-        <w:t xml:space="preserve"> removal (while preserving sentiment words like </w:t>
+      <w:r>
+        <w:rPr>
+          <w:rFonts w:eastAsia="Times New Roman" w:cstheme="minorHAnsi"/>
+          <w:bCs/>
+          <w:sz w:val="28"/>
+          <w:szCs w:val="28"/>
+          <w:lang w:eastAsia="en-IN"/>
+        </w:rPr>
+        <w:t xml:space="preserve">Stopword removal (while preserving sentiment words like </w:t>
       </w:r>
       <w:r>
         <w:rPr>
@@ -1267,23 +1133,7 @@
           <w:sz w:val="28"/>
           <w:szCs w:val="28"/>
         </w:rPr>
-        <w:t xml:space="preserve">Performed comprehensive EDA using Pandas and </w:t>
-      </w:r>
-      <w:proofErr w:type="spellStart"/>
-      <w:r>
-        <w:rPr>
-          <w:sz w:val="28"/>
-          <w:szCs w:val="28"/>
-        </w:rPr>
-        <w:t>Seaborn</w:t>
-      </w:r>
-      <w:proofErr w:type="spellEnd"/>
-      <w:r>
-        <w:rPr>
-          <w:sz w:val="28"/>
-          <w:szCs w:val="28"/>
-        </w:rPr>
-        <w:t xml:space="preserve"> to:</w:t>
+        <w:t>Performed comprehensive EDA using Pandas and Seaborn to:</w:t>
       </w:r>
     </w:p>
     <w:p>
@@ -1307,39 +1157,7 @@
           <w:szCs w:val="28"/>
         </w:rPr>
         <w:br/>
-        <w:t xml:space="preserve">• </w:t>
-      </w:r>
-      <w:proofErr w:type="spellStart"/>
-      <w:r>
-        <w:rPr>
-          <w:sz w:val="28"/>
-          <w:szCs w:val="28"/>
-        </w:rPr>
-        <w:t>Analyze</w:t>
-      </w:r>
-      <w:proofErr w:type="spellEnd"/>
-      <w:r>
-        <w:rPr>
-          <w:sz w:val="28"/>
-          <w:szCs w:val="28"/>
-        </w:rPr>
-        <w:t xml:space="preserve"> review length </w:t>
-      </w:r>
-      <w:proofErr w:type="spellStart"/>
-      <w:r>
-        <w:rPr>
-          <w:sz w:val="28"/>
-          <w:szCs w:val="28"/>
-        </w:rPr>
-        <w:t>vs</w:t>
-      </w:r>
-      <w:proofErr w:type="spellEnd"/>
-      <w:r>
-        <w:rPr>
-          <w:sz w:val="28"/>
-          <w:szCs w:val="28"/>
-        </w:rPr>
-        <w:t xml:space="preserve"> sentiment relationship</w:t>
+        <w:t>• Analyze review length vs sentiment relationship</w:t>
       </w:r>
       <w:r>
         <w:rPr>
@@ -1382,21 +1200,12 @@
           <w:szCs w:val="28"/>
         </w:rPr>
       </w:pPr>
-      <w:proofErr w:type="spellStart"/>
-      <w:r>
-        <w:rPr>
-          <w:sz w:val="28"/>
-          <w:szCs w:val="28"/>
-        </w:rPr>
-        <w:t>Analyzed</w:t>
-      </w:r>
-      <w:proofErr w:type="spellEnd"/>
-      <w:r>
-        <w:rPr>
-          <w:sz w:val="28"/>
-          <w:szCs w:val="28"/>
-        </w:rPr>
-        <w:t xml:space="preserve"> relationships between:</w:t>
+      <w:r>
+        <w:rPr>
+          <w:sz w:val="28"/>
+          <w:szCs w:val="28"/>
+        </w:rPr>
+        <w:t>Analyzed relationships between:</w:t>
       </w:r>
     </w:p>
     <w:p>
@@ -1437,23 +1246,7 @@
           <w:szCs w:val="28"/>
         </w:rPr>
         <w:br/>
-        <w:t xml:space="preserve">• Verified </w:t>
-      </w:r>
-      <w:proofErr w:type="spellStart"/>
-      <w:r>
-        <w:rPr>
-          <w:sz w:val="28"/>
-          <w:szCs w:val="28"/>
-        </w:rPr>
-        <w:t>vs</w:t>
-      </w:r>
-      <w:proofErr w:type="spellEnd"/>
-      <w:r>
-        <w:rPr>
-          <w:sz w:val="28"/>
-          <w:szCs w:val="28"/>
-        </w:rPr>
-        <w:t xml:space="preserve"> Non-verified user feedback patterns</w:t>
+        <w:t>• Verified vs Non-verified user feedback patterns</w:t>
       </w:r>
       <w:r>
         <w:rPr>
@@ -1520,23 +1313,7 @@
           <w:sz w:val="28"/>
           <w:szCs w:val="28"/>
         </w:rPr>
-        <w:t xml:space="preserve">Built an interactive </w:t>
-      </w:r>
-      <w:proofErr w:type="spellStart"/>
-      <w:r>
-        <w:rPr>
-          <w:sz w:val="28"/>
-          <w:szCs w:val="28"/>
-        </w:rPr>
-        <w:t>Streamlit</w:t>
-      </w:r>
-      <w:proofErr w:type="spellEnd"/>
-      <w:r>
-        <w:rPr>
-          <w:sz w:val="28"/>
-          <w:szCs w:val="28"/>
-        </w:rPr>
-        <w:t xml:space="preserve"> dashboard to visualize:</w:t>
+        <w:t>Built an interactive Streamlit dashboard to visualize:</w:t>
       </w:r>
     </w:p>
     <w:p>
@@ -1560,17 +1337,8 @@
           <w:szCs w:val="28"/>
         </w:rPr>
         <w:br/>
-        <w:t>• Sentiment trends over time (monthly/weekly</w:t>
-      </w:r>
-      <w:proofErr w:type="gramStart"/>
-      <w:r>
-        <w:rPr>
-          <w:sz w:val="28"/>
-          <w:szCs w:val="28"/>
-        </w:rPr>
-        <w:t>)</w:t>
-      </w:r>
-      <w:proofErr w:type="gramEnd"/>
+        <w:t>• Sentiment trends over time (monthly/weekly)</w:t>
+      </w:r>
       <w:r>
         <w:rPr>
           <w:sz w:val="28"/>
@@ -1585,23 +1353,7 @@
           <w:szCs w:val="28"/>
         </w:rPr>
         <w:br/>
-        <w:t xml:space="preserve">• Country-wise positive </w:t>
-      </w:r>
-      <w:proofErr w:type="spellStart"/>
-      <w:r>
-        <w:rPr>
-          <w:sz w:val="28"/>
-          <w:szCs w:val="28"/>
-        </w:rPr>
-        <w:t>vs</w:t>
-      </w:r>
-      <w:proofErr w:type="spellEnd"/>
-      <w:r>
-        <w:rPr>
-          <w:sz w:val="28"/>
-          <w:szCs w:val="28"/>
-        </w:rPr>
-        <w:t xml:space="preserve"> negative feedback</w:t>
+        <w:t>• Country-wise positive vs negative feedback</w:t>
       </w:r>
       <w:r>
         <w:rPr>
@@ -1609,23 +1361,7 @@
           <w:szCs w:val="28"/>
         </w:rPr>
         <w:br/>
-        <w:t xml:space="preserve">• Correlation </w:t>
-      </w:r>
-      <w:proofErr w:type="spellStart"/>
-      <w:r>
-        <w:rPr>
-          <w:sz w:val="28"/>
-          <w:szCs w:val="28"/>
-        </w:rPr>
-        <w:t>heatmaps</w:t>
-      </w:r>
-      <w:proofErr w:type="spellEnd"/>
-      <w:r>
-        <w:rPr>
-          <w:sz w:val="28"/>
-          <w:szCs w:val="28"/>
-        </w:rPr>
-        <w:t xml:space="preserve"> between numerical features</w:t>
+        <w:t>• Correlation heatmaps between numerical features</w:t>
       </w:r>
       <w:r>
         <w:rPr>
@@ -1649,23 +1385,7 @@
           <w:szCs w:val="28"/>
         </w:rPr>
         <w:br/>
-        <w:t xml:space="preserve">• Review length </w:t>
-      </w:r>
-      <w:proofErr w:type="spellStart"/>
-      <w:r>
-        <w:rPr>
-          <w:sz w:val="28"/>
-          <w:szCs w:val="28"/>
-        </w:rPr>
-        <w:t>vs</w:t>
-      </w:r>
-      <w:proofErr w:type="spellEnd"/>
-      <w:r>
-        <w:rPr>
-          <w:sz w:val="28"/>
-          <w:szCs w:val="28"/>
-        </w:rPr>
-        <w:t xml:space="preserve"> sentiment comparison</w:t>
+        <w:t>• Review length vs sentiment comparison</w:t>
       </w:r>
     </w:p>
     <w:p>
@@ -1827,23 +1547,7 @@
           <w:sz w:val="28"/>
           <w:szCs w:val="28"/>
         </w:rPr>
-        <w:t xml:space="preserve">Used TF-IDF </w:t>
-      </w:r>
-      <w:proofErr w:type="spellStart"/>
-      <w:r>
-        <w:rPr>
-          <w:sz w:val="28"/>
-          <w:szCs w:val="28"/>
-        </w:rPr>
-        <w:t>vectorization</w:t>
-      </w:r>
-      <w:proofErr w:type="spellEnd"/>
-      <w:r>
-        <w:rPr>
-          <w:sz w:val="28"/>
-          <w:szCs w:val="28"/>
-        </w:rPr>
-        <w:t xml:space="preserve"> for text feature extraction.</w:t>
+        <w:t>Used TF-IDF vectorization for text feature extraction.</w:t>
       </w:r>
     </w:p>
     <w:p>
@@ -2022,23 +1726,7 @@
           <w:szCs w:val="28"/>
         </w:rPr>
         <w:br/>
-        <w:t xml:space="preserve">• Integrated the model into </w:t>
-      </w:r>
-      <w:proofErr w:type="spellStart"/>
-      <w:r>
-        <w:rPr>
-          <w:sz w:val="28"/>
-          <w:szCs w:val="28"/>
-        </w:rPr>
-        <w:t>Streamlit</w:t>
-      </w:r>
-      <w:proofErr w:type="spellEnd"/>
-      <w:r>
-        <w:rPr>
-          <w:sz w:val="28"/>
-          <w:szCs w:val="28"/>
-        </w:rPr>
-        <w:t xml:space="preserve"> application.</w:t>
+        <w:t>• Integrated the model into Streamlit application.</w:t>
       </w:r>
     </w:p>
     <w:p>
@@ -2140,7 +1828,7 @@
           <v:shape id="_x0000_i1025" type="#_x0000_t75" style="width:105pt;height:40.8pt" o:ole="">
             <v:imagedata r:id="rId5" o:title=""/>
           </v:shape>
-          <o:OLEObject Type="Embed" ProgID="Package" ShapeID="_x0000_i1025" DrawAspect="Content" ObjectID="_1832878130" r:id="rId6"/>
+          <o:OLEObject Type="Embed" ProgID="Package" ShapeID="_x0000_i1025" DrawAspect="Content" ObjectID="_1832915338" r:id="rId6"/>
         </w:object>
       </w:r>
       <w:r>
@@ -2154,7 +1842,7 @@
           <v:shape id="_x0000_i1026" type="#_x0000_t75" style="width:94.2pt;height:40.8pt" o:ole="">
             <v:imagedata r:id="rId7" o:title=""/>
           </v:shape>
-          <o:OLEObject Type="Embed" ProgID="Package" ShapeID="_x0000_i1026" DrawAspect="Content" ObjectID="_1832878131" r:id="rId8"/>
+          <o:OLEObject Type="Embed" ProgID="Package" ShapeID="_x0000_i1026" DrawAspect="Content" ObjectID="_1832915339" r:id="rId8"/>
         </w:object>
       </w:r>
     </w:p>
@@ -2203,7 +1891,7 @@
           <v:shape id="_x0000_i1027" type="#_x0000_t75" style="width:126.6pt;height:40.8pt" o:ole="">
             <v:imagedata r:id="rId9" o:title=""/>
           </v:shape>
-          <o:OLEObject Type="Embed" ProgID="Package" ShapeID="_x0000_i1027" DrawAspect="Content" ObjectID="_1832878132" r:id="rId10"/>
+          <o:OLEObject Type="Embed" ProgID="Package" ShapeID="_x0000_i1027" DrawAspect="Content" ObjectID="_1832915340" r:id="rId10"/>
         </w:object>
       </w:r>
     </w:p>
@@ -2543,8 +2231,6 @@
           </wp:inline>
         </w:drawing>
       </w:r>
-      <w:bookmarkStart w:id="0" w:name="_GoBack"/>
-      <w:bookmarkEnd w:id="0"/>
     </w:p>
     <w:p>
       <w:pPr>
@@ -6553,6 +6239,7 @@
   <w:style w:type="character" w:default="1" w:styleId="DefaultParagraphFont">
     <w:name w:val="Default Paragraph Font"/>
     <w:uiPriority w:val="1"/>
+    <w:semiHidden/>
     <w:unhideWhenUsed/>
   </w:style>
   <w:style w:type="table" w:default="1" w:styleId="TableNormal">
